--- a/extrakty/doc/TC278WG5/extract_16690_(2014).docx
+++ b/extrakty/doc/TC278WG5/extract_16690_(2014).docx
@@ -2078,13 +2078,13 @@
         <w:rPr>
           <w:rtl w:val="0"/>
         </w:rPr>
-        <w:t xml:space="preserve">evr</w:t>
-      </w:r>
-      <w:r>
-        <w:rPr>
-          <w:rtl w:val="0"/>
-        </w:rPr>
-        <w:t xml:space="preserve">oppský projekt kooperativních systémů vozidlo-infrastruktura </w:t>
+        <w:t xml:space="preserve">evropský</w:t>
+      </w:r>
+      <w:r>
+        <w:rPr>
+          <w:rtl w:val="0"/>
+        </w:rPr>
+        <w:t xml:space="preserve"> projekt kooperativních systémů vozidlo-infrastruktura </w:t>
       </w:r>
       <w:r>
         <w:rPr>
@@ -2192,7 +2192,7 @@
           <w:i w:val="1"/>
           <w:rtl w:val="0"/>
         </w:rPr>
-        <w:t xml:space="preserve">(Road Side Equippment)</w:t>
+        <w:t xml:space="preserve">(Road Side Equipment)</w:t>
       </w:r>
     </w:p>
     <w:p>
@@ -2224,7 +2224,7 @@
           <w:i w:val="1"/>
           <w:rtl w:val="0"/>
         </w:rPr>
-        <w:t xml:space="preserve">(On Board Equippment)</w:t>
+        <w:t xml:space="preserve">(On Board Equipment)</w:t>
       </w:r>
     </w:p>
     <w:p>
@@ -3026,7 +3026,7 @@
         <w:rPr>
           <w:rtl w:val="0"/>
         </w:rPr>
-        <w:t xml:space="preserve">Dále je zde uvedena obchodní architektura EFC sestávající se z rolí v systému EFC (viz .obr 2). Jednotlivé role jsou zde také zevrubně popsány.</w:t>
+        <w:t xml:space="preserve">Dále je zde uvedena obchodní architektura EFC sestávající se z rolí v systému EFC (viz obr. 2). Jednotlivé role jsou zde také zevrubně popsány.</w:t>
       </w:r>
       <w:r>
         <w:rPr>
@@ -4969,7 +4969,7 @@
           <w:szCs w:val="20"/>
           <w:rtl w:val="0"/>
         </w:rPr>
-        <w:t xml:space="preserve">EFC .</w:t>
+        <w:t xml:space="preserve">EFC.</w:t>
       </w:r>
       <w:r>
         <w:rPr>
@@ -5421,14 +5421,14 @@
           <w:szCs w:val="20"/>
           <w:rtl w:val="0"/>
         </w:rPr>
-        <w:t xml:space="preserve">vytvořit hormonizovan</w:t>
+        <w:t xml:space="preserve">vytvořit harmonizovaná</w:t>
       </w:r>
       <w:r>
         <w:rPr>
           <w:b w:val="1"/>
           <w:rtl w:val="0"/>
         </w:rPr>
-        <w:t xml:space="preserve">á</w:t>
+        <w:t xml:space="preserve"/>
       </w:r>
       <w:r>
         <w:rPr>

--- a/extrakty/doc/TC278WG5/extract_16690_(2014).docx
+++ b/extrakty/doc/TC278WG5/extract_16690_(2014).docx
@@ -255,7 +255,7 @@
           <w:rtl w:val="0"/>
         </w:rPr>
         <w:tab/>
-        <w:t xml:space="preserve">104 stran</w:t>
+        <w:t xml:space="preserve">Vydána 2014, 104 stran</w:t>
       </w:r>
       <w:r>
         <w:rPr>
@@ -609,31 +609,29 @@
     <w:p>
       <w:pPr>
         <w:pBdr/>
+        <w:spacing w:after="120" w:before="0" w:line="240" w:lineRule="auto"/>
+        <w:contextualSpacing w:val="0"/>
+        <w:jc w:val="both"/>
+        <w:rPr/>
+      </w:pPr>
+      <w:r>
+        <w:rPr>
+          <w:rFonts w:ascii="Arial" w:cs="Arial" w:eastAsia="Arial" w:hAnsi="Arial"/>
+          <w:sz w:val="20"/>
+          <w:szCs w:val="20"/>
+          <w:rtl w:val="0"/>
+        </w:rPr>
+        <w:t xml:space="preserve">Poznámka: Extrakt uvádí vybrané kapitoly popisovaného dokumentu a přejímá původní číslování kapitol.</w:t>
+      </w:r>
+    </w:p>
+    <w:p>
+      <w:pPr>
+        <w:pBdr/>
         <w:spacing w:after="0" w:before="0" w:line="276" w:lineRule="auto"/>
         <w:contextualSpacing w:val="0"/>
         <w:jc w:val="both"/>
         <w:rPr/>
       </w:pPr>
-      <w:r>
-        <w:rPr>
-          <w:rtl w:val="0"/>
-        </w:rPr>
-      </w:r>
-    </w:p>
-    <w:p>
-      <w:pPr>
-        <w:pBdr/>
-        <w:spacing w:after="0" w:before="0" w:line="276" w:lineRule="auto"/>
-        <w:contextualSpacing w:val="0"/>
-        <w:jc w:val="both"/>
-        <w:rPr/>
-      </w:pPr>
-      <w:r>
-        <w:rPr>
-          <w:rtl w:val="0"/>
-        </w:rPr>
-        <w:t xml:space="preserve">Poznámka: Extrakt přejímá původní číslování kapitol.</w:t>
-      </w:r>
       <w:r>
         <w:rPr>
           <w:rtl w:val="0"/>
@@ -1128,7 +1126,7 @@
         <w:rPr>
           <w:rtl w:val="0"/>
         </w:rPr>
-        <w:t xml:space="preserve">1 Předmět technické zprávy</w:t>
+        <w:t xml:space="preserve">1 Předmět normy</w:t>
       </w:r>
     </w:p>
     <w:p>
@@ -1527,7 +1525,7 @@
         <w:rPr>
           <w:rtl w:val="0"/>
         </w:rPr>
-        <w:t xml:space="preserve">2 Souvisící normy (výběr)</w:t>
+        <w:t xml:space="preserve">2 Souvisící normy</w:t>
       </w:r>
     </w:p>
     <w:p>
@@ -1595,7 +1593,7 @@
         <w:rPr>
           <w:rtl w:val="0"/>
         </w:rPr>
-        <w:t xml:space="preserve">3 Termíny a definice</w:t>
+        <w:t xml:space="preserve">3 Termíny a definice</w:t>
       </w:r>
     </w:p>
     <w:p>
@@ -1788,6 +1786,24 @@
     </w:p>
     <w:p>
       <w:pPr>
+        <w:pBdr/>
+        <w:spacing w:after="120" w:before="0" w:line="240" w:lineRule="auto"/>
+        <w:contextualSpacing w:val="0"/>
+        <w:jc w:val="both"/>
+        <w:rPr/>
+      </w:pPr>
+      <w:r>
+        <w:rPr>
+          <w:rFonts w:ascii="Arial" w:cs="Arial" w:eastAsia="Arial" w:hAnsi="Arial"/>
+          <w:sz w:val="20"/>
+          <w:szCs w:val="20"/>
+          <w:rtl w:val="0"/>
+        </w:rPr>
+        <w:t xml:space="preserve">Další termíny a zkratky z oboru ITS jsou obsaženy ve slovníku ITS terminology.</w:t>
+      </w:r>
+    </w:p>
+    <w:p>
+      <w:pPr>
         <w:pStyle w:val="Heading1"/>
         <w:pBdr/>
         <w:contextualSpacing w:val="0"/>
@@ -1797,7 +1813,7 @@
         <w:rPr>
           <w:rtl w:val="0"/>
         </w:rPr>
-        <w:t xml:space="preserve">4 Zkratky</w:t>
+        <w:t xml:space="preserve">4 Symboly a zkratky</w:t>
       </w:r>
     </w:p>
     <w:p>
@@ -2225,6 +2241,24 @@
           <w:rtl w:val="0"/>
         </w:rPr>
         <w:t xml:space="preserve">(On Board Equipment)</w:t>
+      </w:r>
+    </w:p>
+    <w:p>
+      <w:pPr>
+        <w:pBdr/>
+        <w:spacing w:after="120" w:before="0" w:line="240" w:lineRule="auto"/>
+        <w:contextualSpacing w:val="0"/>
+        <w:jc w:val="both"/>
+        <w:rPr/>
+      </w:pPr>
+      <w:r>
+        <w:rPr>
+          <w:rFonts w:ascii="Arial" w:cs="Arial" w:eastAsia="Arial" w:hAnsi="Arial"/>
+          <w:sz w:val="20"/>
+          <w:szCs w:val="20"/>
+          <w:rtl w:val="0"/>
+        </w:rPr>
+        <w:t xml:space="preserve">Další termíny a zkratky z oboru ITS jsou obsaženy ve slovníku ITS terminology (www.ITSterminology.org).</w:t>
       </w:r>
     </w:p>
     <w:p>
